--- a/tests/fixtures/csg_multi_message.docx
+++ b/tests/fixtures/csg_multi_message.docx
@@ -7,12 +7,12 @@
         <w:pStyle w:val="Heading1"/>
       </w:pPr>
       <w:r>
-        <w:t>扩展报文定义</w:t>
+        <w:t>基础协议报文定义</w:t>
       </w:r>
     </w:p>
     <w:p>
       <w:r>
-        <w:t>1. 查询黑名单节点信息</w:t>
+        <w:t>1. 查询通信延时时长</w:t>
       </w:r>
     </w:p>
     <w:tbl>
@@ -41,7 +41,7 @@
           </w:tcPr>
           <w:p>
             <w:r>
-              <w:t>05</w:t>
+              <w:t>03</w:t>
             </w:r>
           </w:p>
         </w:tc>
@@ -63,7 +63,7 @@
           </w:tcPr>
           <w:p>
             <w:r>
-              <w:t>E80505A0</w:t>
+              <w:t>E8030304</w:t>
             </w:r>
           </w:p>
         </w:tc>
@@ -118,7 +118,7 @@
           </w:tcPr>
           <w:p>
             <w:r>
-              <w:t>node_count</w:t>
+              <w:t>dest_addr</w:t>
             </w:r>
           </w:p>
         </w:tc>
@@ -128,7 +128,7 @@
           </w:tcPr>
           <w:p>
             <w:r>
-              <w:t>1字节</w:t>
+              <w:t>6字节</w:t>
             </w:r>
           </w:p>
         </w:tc>
@@ -138,7 +138,7 @@
           </w:tcPr>
           <w:p>
             <w:r>
-              <w:t>节点数量</w:t>
+              <w:t>通信目的地址</w:t>
             </w:r>
           </w:p>
         </w:tc>
@@ -146,7 +146,7 @@
     </w:tbl>
     <w:p>
       <w:r>
-        <w:t>2. 查询节点地理位置信息</w:t>
+        <w:t>2. 查询从节点信息</w:t>
       </w:r>
     </w:p>
     <w:tbl>
@@ -175,7 +175,7 @@
           </w:tcPr>
           <w:p>
             <w:r>
-              <w:t>05</w:t>
+              <w:t>03</w:t>
             </w:r>
           </w:p>
         </w:tc>
@@ -197,7 +197,7 @@
           </w:tcPr>
           <w:p>
             <w:r>
-              <w:t>E80505A1</w:t>
+              <w:t>E8030306</w:t>
             </w:r>
           </w:p>
         </w:tc>
@@ -252,7 +252,7 @@
           </w:tcPr>
           <w:p>
             <w:r>
-              <w:t>longitude</w:t>
+              <w:t>start_slave_index</w:t>
             </w:r>
           </w:p>
         </w:tc>
@@ -262,7 +262,7 @@
           </w:tcPr>
           <w:p>
             <w:r>
-              <w:t>4字节</w:t>
+              <w:t>2字节</w:t>
             </w:r>
           </w:p>
         </w:tc>
@@ -272,7 +272,7 @@
           </w:tcPr>
           <w:p>
             <w:r>
-              <w:t>经度</w:t>
+              <w:t>从节点起始序号</w:t>
             </w:r>
           </w:p>
         </w:tc>
@@ -280,7 +280,7 @@
     </w:tbl>
     <w:p>
       <w:r>
-        <w:t>3. 其他扩展报文（无数据标识）</w:t>
+        <w:t>3. 其他报文（无数据标识）</w:t>
       </w:r>
     </w:p>
     <w:sectPr>
